--- a/replication-lab.docx
+++ b/replication-lab.docx
@@ -182,7 +182,7 @@
         <w:pStyle w:val="FirstParagraph"/>
       </w:pPr>
       <w:r>
-        <w:t xml:space="preserve">In continual and nonstationary machine learning, a fundamental challenge is maintaining the ability to acquire new knowledge over time. While catastrophic forgetting addresses the loss of past representations, recent literature—notably synthesized in the survey by Klein et al.—highlights an equally critical phenomenon:</w:t>
+        <w:t xml:space="preserve">In continual and nonstationary machine learning, a fundamental challenge is maintaining the ability to acquire new knowledge over time. While catastrophic forgetting addresses the loss of past representations, recent literature—notably synthesized in the survey by Klein et al. (2024)—highlights an equally critical phenomenon:</w:t>
       </w:r>
       <w:r>
         <w:t xml:space="preserve"> </w:t>
@@ -195,7 +195,7 @@
         <w:t xml:space="preserve">loss of plasticity</w:t>
       </w:r>
       <w:r>
-        <w:t xml:space="preserve">. Under continual distribution shifts or sequential task regimes, a network may retain strong performance on earlier tasks or features, yet experience a degraded capacity to adapt, recover, or learn subsequent tasks as efficiently as a freshly initialized baseline.</w:t>
+        <w:t xml:space="preserve">. Under continual distribution shifts or sequential task regimes, a network may retain strong performance on earlier tasks or features, yet experience a degraded capacity to adapt, recover, or learn subsequent tasks as efficiently as a freshly initialized baseline (Klein et al., 2024).</w:t>
       </w:r>
     </w:p>
     <w:p>
@@ -251,7 +251,7 @@
         <w:t xml:space="preserve"> </w:t>
       </w:r>
       <w:r>
-        <w:t xml:space="preserve">When a deep learning model experiences nonstationary task or distribution transitions, its ongoing adaptation capacity deteriorates. Specifically, continued gradient updates on earlier distributions cause weight consolidation, feature collapse, or dead activation regimes that slow down or cap the asymptotic learning efficiency on subsequent tasks relative to a newly initialized model.</w:t>
+        <w:t xml:space="preserve">When a deep learning model experiences nonstationary task or distribution transitions, its ongoing adaptation capacity deteriorates (Klein et al., 2024). Specifically, continued gradient updates on earlier distributions cause weight consolidation, feature collapse, or dead activation regimes that slow down or cap the asymptotic learning efficiency on subsequent tasks relative to a newly initialized model.</w:t>
       </w:r>
     </w:p>
     <w:p>
@@ -336,7 +336,7 @@
         <w:t xml:space="preserve"> </w:t>
       </w:r>
       <w:r>
-        <w:t xml:space="preserve">required to attain target accuracy on the new task compared to an identical architecture trained from scratch.</w:t>
+        <w:t xml:space="preserve">required to attain target accuracy on the new task compared to an identical architecture trained from scratch (Klein et al., 2024).</w:t>
       </w:r>
     </w:p>
     <w:p>
@@ -1596,7 +1596,7 @@
         <w:pStyle w:val="FirstParagraph"/>
       </w:pPr>
       <w:r>
-        <w:t xml:space="preserve">The empirical evidence indicates that parameter retention came directly at the expense of adaptive plasticity. The consolidation of representations in early layers constrained subsequent gradient descent paths, causing persistent plasticity loss.</w:t>
+        <w:t xml:space="preserve">The empirical evidence indicates that parameter retention came directly at the expense of adaptive plasticity. The consolidation of representations in early layers constrained subsequent gradient descent paths, causing persistent plasticity loss (Klein et al., 2024).</w:t>
       </w:r>
     </w:p>
     <w:p>
@@ -1706,7 +1706,7 @@
         <w:t xml:space="preserve"> </w:t>
       </w:r>
       <w:r>
-        <w:t xml:space="preserve">* This pattern confirms that naive gradient descent in deep architectures under sequential shifts induces implicit regularization or dead units (loss of effective rank in representation space), restricting ongoing adaptability.</w:t>
+        <w:t xml:space="preserve">* This pattern confirms that naive gradient descent in deep architectures under sequential shifts induces implicit regularization or dead units (loss of effective rank in representation space), restricting ongoing adaptability (Klein et al., 2024).</w:t>
       </w:r>
     </w:p>
     <w:p>
@@ -1775,7 +1775,7 @@
         <w:t xml:space="preserve"> </w:t>
       </w:r>
       <w:r>
-        <w:t xml:space="preserve">(e.g., continual backpropagation, dead neuron re-initialization, or Shrink and Perturb mechanisms) to verify whether resetting inactive units restores the post-shift learning slope to match the scratch baseline.</w:t>
+        <w:t xml:space="preserve">(e.g., continual backpropagation, dead neuron re-initialization, or Shrink and Perturb mechanisms) to verify whether resetting inactive units restores the post-shift learning slope to match the scratch baseline (Klein et al., 2024).</w:t>
       </w:r>
     </w:p>
     <w:p>
@@ -1923,7 +1923,7 @@
         <w:t xml:space="preserve"> </w:t>
       </w:r>
       <w:r>
-        <w:t xml:space="preserve">Because this implementation serves as a proxy replication using a scaled feedforward setup rather than the full suite of extensive reinforcement learning and continuous vision benchmarks evaluated in Klein et al., the verdict is scoped as</w:t>
+        <w:t xml:space="preserve">Because this implementation serves as a proxy replication using a scaled feedforward setup rather than the full suite of extensive reinforcement learning and continuous vision benchmarks evaluated in Klein et al. (2024), the verdict is scoped as</w:t>
       </w:r>
       <w:r>
         <w:t xml:space="preserve"> </w:t>
@@ -1939,8 +1939,46 @@
         <w:t xml:space="preserve">. The primary mechanism is supported within the boundaries of the tested proxy environment.</w:t>
       </w:r>
     </w:p>
+    <w:p>
+      <w:r>
+        <w:pict>
+          <v:rect style="width:0;height:1.5pt" o:hralign="center" o:hrstd="t" o:hr="t"/>
+        </w:pict>
+      </w:r>
+    </w:p>
     <w:bookmarkEnd w:id="36"/>
     <w:bookmarkEnd w:id="37"/>
+    <w:bookmarkStart w:id="38" w:name="references"/>
+    <w:p>
+      <w:pPr>
+        <w:pStyle w:val="Heading1"/>
+      </w:pPr>
+      <w:r>
+        <w:t xml:space="preserve">9. References</w:t>
+      </w:r>
+    </w:p>
+    <w:p>
+      <w:pPr>
+        <w:pStyle w:val="FirstParagraph"/>
+      </w:pPr>
+      <w:r>
+        <w:t xml:space="preserve">Klein, T., Luther, C., McAuliffe, M., Miklautz, L., Plant, C., &amp; Tschiatschek, S. (2024).</w:t>
+      </w:r>
+      <w:r>
+        <w:t xml:space="preserve"> </w:t>
+      </w:r>
+      <w:r>
+        <w:rPr>
+          <w:iCs/>
+          <w:i/>
+        </w:rPr>
+        <w:t xml:space="preserve">Plasticity loss in deep reinforcement learning: A survey</w:t>
+      </w:r>
+      <w:r>
+        <w:t xml:space="preserve">. arXiv. https://arxiv.org/abs/2411.04832</w:t>
+      </w:r>
+    </w:p>
+    <w:bookmarkEnd w:id="38"/>
     <w:sectPr/>
   </w:body>
 </w:document>

--- a/replication-lab.docx
+++ b/replication-lab.docx
@@ -4,134 +4,177 @@
   <w:body>
     <w:p>
       <w:pPr>
-        <w:pStyle w:val="FirstParagraph"/>
-      </w:pPr>
-      <w:r>
-        <w:t xml:space="preserve">title:</w:t>
-      </w:r>
-      <w:r>
-        <w:t xml:space="preserve"> </w:t>
-      </w:r>
-      <w:r>
-        <w:t xml:space="preserve">“</w:t>
-      </w:r>
-      <w:r>
-        <w:t xml:space="preserve">ANLY 735 | Week 4 Replication Laboratory #2</w:t>
-      </w:r>
-      <w:r>
-        <w:t xml:space="preserve">”</w:t>
-      </w:r>
-      <w:r>
-        <w:t xml:space="preserve"> </w:t>
-      </w:r>
-      <w:r>
-        <w:t xml:space="preserve">subtitle:</w:t>
-      </w:r>
-      <w:r>
-        <w:t xml:space="preserve"> </w:t>
-      </w:r>
-      <w:r>
-        <w:t xml:space="preserve">“</w:t>
-      </w:r>
-      <w:r>
-        <w:t xml:space="preserve">Can the Model Keep Learning? Investigating Loss of Plasticity Under Nonstationary Conditions</w:t>
-      </w:r>
-      <w:r>
-        <w:t xml:space="preserve">”</w:t>
-      </w:r>
-      <w:r>
-        <w:t xml:space="preserve"> </w:t>
-      </w:r>
-      <w:r>
-        <w:t xml:space="preserve">author:</w:t>
-      </w:r>
-      <w:r>
-        <w:t xml:space="preserve"> </w:t>
-      </w:r>
-      <w:r>
-        <w:t xml:space="preserve">“</w:t>
-      </w:r>
-      <w:r>
-        <w:t xml:space="preserve">Graduate Researcher</w:t>
-      </w:r>
-      <w:r>
-        <w:t xml:space="preserve">”</w:t>
-      </w:r>
-      <w:r>
-        <w:t xml:space="preserve"> </w:t>
-      </w:r>
-      <w:r>
-        <w:t xml:space="preserve">date: today</w:t>
-      </w:r>
-      <w:r>
-        <w:t xml:space="preserve"> </w:t>
-      </w:r>
-      <w:r>
-        <w:t xml:space="preserve">format:</w:t>
-      </w:r>
-      <w:r>
-        <w:t xml:space="preserve"> </w:t>
-      </w:r>
-      <w:r>
-        <w:t xml:space="preserve">docx:</w:t>
-      </w:r>
-      <w:r>
-        <w:t xml:space="preserve"> </w:t>
-      </w:r>
-      <w:r>
-        <w:t xml:space="preserve">toc: true</w:t>
-      </w:r>
-      <w:r>
-        <w:t xml:space="preserve"> </w:t>
-      </w:r>
-      <w:r>
-        <w:t xml:space="preserve">number-sections: true</w:t>
-      </w:r>
-      <w:r>
-        <w:t xml:space="preserve"> </w:t>
-      </w:r>
-      <w:r>
-        <w:t xml:space="preserve">highlight-style: github</w:t>
-      </w:r>
-      <w:r>
-        <w:t xml:space="preserve"> </w:t>
-      </w:r>
-      <w:r>
-        <w:t xml:space="preserve">execute:</w:t>
-      </w:r>
-      <w:r>
-        <w:t xml:space="preserve"> </w:t>
-      </w:r>
-      <w:r>
-        <w:t xml:space="preserve">echo: true</w:t>
-      </w:r>
-      <w:r>
-        <w:t xml:space="preserve"> </w:t>
-      </w:r>
-      <w:r>
-        <w:t xml:space="preserve">warning: false</w:t>
-      </w:r>
-      <w:r>
-        <w:t xml:space="preserve"> </w:t>
-      </w:r>
-      <w:r>
-        <w:t xml:space="preserve">message: false</w:t>
+        <w:pStyle w:val="Title"/>
+      </w:pPr>
+      <w:r>
+        <w:t xml:space="preserve">Replication</w:t>
+      </w:r>
+      <w:r>
+        <w:t xml:space="preserve"> </w:t>
+      </w:r>
+      <w:r>
+        <w:t xml:space="preserve">Laboratory</w:t>
+      </w:r>
+      <w:r>
+        <w:t xml:space="preserve"> </w:t>
+      </w:r>
+      <w:r>
+        <w:t xml:space="preserve">#2:</w:t>
+      </w:r>
+      <w:r>
+        <w:t xml:space="preserve"> </w:t>
+      </w:r>
+      <w:r>
+        <w:t xml:space="preserve">Can</w:t>
+      </w:r>
+      <w:r>
+        <w:t xml:space="preserve"> </w:t>
+      </w:r>
+      <w:r>
+        <w:t xml:space="preserve">the</w:t>
+      </w:r>
+      <w:r>
+        <w:t xml:space="preserve"> </w:t>
+      </w:r>
+      <w:r>
+        <w:t xml:space="preserve">Model</w:t>
+      </w:r>
+      <w:r>
+        <w:t xml:space="preserve"> </w:t>
+      </w:r>
+      <w:r>
+        <w:t xml:space="preserve">Keep</w:t>
+      </w:r>
+      <w:r>
+        <w:t xml:space="preserve"> </w:t>
+      </w:r>
+      <w:r>
+        <w:t xml:space="preserve">Learning?</w:t>
       </w:r>
     </w:p>
     <w:p>
-      <w:r>
-        <w:pict>
-          <v:rect style="width:0;height:1.5pt" o:hralign="center" o:hrstd="t" o:hr="t"/>
-        </w:pict>
+      <w:pPr>
+        <w:pStyle w:val="Subtitle"/>
+      </w:pPr>
+      <w:r>
+        <w:t xml:space="preserve">Investigating</w:t>
+      </w:r>
+      <w:r>
+        <w:t xml:space="preserve"> </w:t>
+      </w:r>
+      <w:r>
+        <w:t xml:space="preserve">Plasticity</w:t>
+      </w:r>
+      <w:r>
+        <w:t xml:space="preserve"> </w:t>
+      </w:r>
+      <w:r>
+        <w:t xml:space="preserve">Loss</w:t>
+      </w:r>
+      <w:r>
+        <w:t xml:space="preserve"> </w:t>
+      </w:r>
+      <w:r>
+        <w:t xml:space="preserve">and</w:t>
+      </w:r>
+      <w:r>
+        <w:t xml:space="preserve"> </w:t>
+      </w:r>
+      <w:r>
+        <w:t xml:space="preserve">Adaptation</w:t>
+      </w:r>
+      <w:r>
+        <w:t xml:space="preserve"> </w:t>
+      </w:r>
+      <w:r>
+        <w:t xml:space="preserve">Under</w:t>
+      </w:r>
+      <w:r>
+        <w:t xml:space="preserve"> </w:t>
+      </w:r>
+      <w:r>
+        <w:t xml:space="preserve">Nonstationary</w:t>
+      </w:r>
+      <w:r>
+        <w:t xml:space="preserve"> </w:t>
+      </w:r>
+      <w:r>
+        <w:t xml:space="preserve">Conditions</w:t>
       </w:r>
     </w:p>
+    <w:p>
+      <w:pPr>
+        <w:pStyle w:val="Author"/>
+      </w:pPr>
+      <w:r>
+        <w:t xml:space="preserve">Halson</w:t>
+      </w:r>
+      <w:r>
+        <w:t xml:space="preserve"> </w:t>
+      </w:r>
+      <w:r>
+        <w:t xml:space="preserve">Ogeto</w:t>
+      </w:r>
+      <w:r>
+        <w:t xml:space="preserve"> </w:t>
+      </w:r>
+      <w:r>
+        <w:t xml:space="preserve">Nyaberi</w:t>
+      </w:r>
+    </w:p>
+    <w:p>
+      <w:pPr>
+        <w:pStyle w:val="Date"/>
+      </w:pPr>
+      <w:r>
+        <w:t xml:space="preserve">2026-09-23</w:t>
+      </w:r>
+    </w:p>
+    <w:sdt>
+      <w:sdtPr>
+        <w:docPartObj>
+          <w:docPartGallery w:val="Table of Contents"/>
+          <w:docPartUnique/>
+        </w:docPartObj>
+      </w:sdtPr>
+      <w:sdtContent>
+        <w:p>
+          <w:pPr>
+            <w:pStyle w:val="TOCHeading"/>
+          </w:pPr>
+          <w:r>
+            <w:t xml:space="preserve">Table</w:t>
+          </w:r>
+          <w:r>
+            <w:t xml:space="preserve"> </w:t>
+          </w:r>
+          <w:r>
+            <w:t xml:space="preserve">of</w:t>
+          </w:r>
+          <w:r>
+            <w:t xml:space="preserve"> </w:t>
+          </w:r>
+          <w:r>
+            <w:t xml:space="preserve">contents</w:t>
+          </w:r>
+        </w:p>
+        <w:p>
+          <w:r>
+            <w:fldChar w:fldCharType="begin" w:dirty="true"/>
+            <w:instrText xml:space="preserve">TOC \o "1-3" \h \z \u</w:instrText>
+            <w:fldChar w:fldCharType="separate"/>
+            <w:fldChar w:fldCharType="end"/>
+          </w:r>
+        </w:p>
+      </w:sdtContent>
+    </w:sdt>
     <w:bookmarkStart w:id="20" w:name="executive-summary"/>
     <w:p>
       <w:pPr>
         <w:pStyle w:val="Heading1"/>
       </w:pPr>
       <w:r>
-        <w:t xml:space="preserve">Executive Summary</w:t>
+        <w:t xml:space="preserve">1. Executive Summary</w:t>
       </w:r>
     </w:p>
     <w:p>
@@ -299,7 +342,7 @@
         <w:pStyle w:val="Heading1"/>
       </w:pPr>
       <w:r>
-        <w:t xml:space="preserve">Claim: Plasticity Loss Under Nonstationary Streams</w:t>
+        <w:t xml:space="preserve">2. Claim: Plasticity Loss Under Nonstationary Streams</w:t>
       </w:r>
     </w:p>
     <w:p>
@@ -496,7 +539,7 @@
         <w:pStyle w:val="Heading1"/>
       </w:pPr>
       <w:r>
-        <w:t xml:space="preserve">Replicate: Experimental Protocol &amp; Executable Code</w:t>
+        <w:t xml:space="preserve">3. Replicate: Experimental Protocol &amp; Executable Code</w:t>
       </w:r>
     </w:p>
     <w:p>
@@ -2878,7 +2921,7 @@
         <w:pStyle w:val="Heading1"/>
       </w:pPr>
       <w:r>
-        <w:t xml:space="preserve">Compare: Learning Trajectories Under Changing Conditions</w:t>
+        <w:t xml:space="preserve">4. Compare: Learning Trajectories Under Changing Conditions</w:t>
       </w:r>
     </w:p>
     <w:p>
@@ -3713,7 +3756,7 @@
         <w:pStyle w:val="Heading3"/>
       </w:pPr>
       <w:r>
-        <w:t xml:space="preserve">Empirical Comparison Matrix</w:t>
+        <w:t xml:space="preserve">4.0.1 Empirical Comparison Matrix</w:t>
       </w:r>
     </w:p>
     <w:tbl>
@@ -4173,7 +4216,7 @@
         <w:pStyle w:val="Heading1"/>
       </w:pPr>
       <w:r>
-        <w:t xml:space="preserve">Diagnose: Stability–Plasticity Diagnostic</w:t>
+        <w:t xml:space="preserve">5. Diagnose: Stability–Plasticity Diagnostic</w:t>
       </w:r>
     </w:p>
     <w:p>
@@ -4261,7 +4304,7 @@
         <w:pStyle w:val="Heading3"/>
       </w:pPr>
       <w:r>
-        <w:t xml:space="preserve">1. CHANGE (Environmental Shock)</w:t>
+        <w:t xml:space="preserve">5.0.1 1. CHANGE (Environmental Shock)</w:t>
       </w:r>
     </w:p>
     <w:p>
@@ -4340,7 +4383,7 @@
         <w:pStyle w:val="Heading3"/>
       </w:pPr>
       <w:r>
-        <w:t xml:space="preserve">2. RETENTION (Memory Preservation)</w:t>
+        <w:t xml:space="preserve">5.0.2 2. RETENTION (Memory Preservation)</w:t>
       </w:r>
     </w:p>
     <w:p>
@@ -4405,7 +4448,7 @@
         <w:pStyle w:val="Heading3"/>
       </w:pPr>
       <w:r>
-        <w:t xml:space="preserve">3. NEW LEARNING (Asymptotic Adaptation)</w:t>
+        <w:t xml:space="preserve">5.0.3 3. NEW LEARNING (Asymptotic Adaptation)</w:t>
       </w:r>
     </w:p>
     <w:p>
@@ -4494,7 +4537,7 @@
         <w:pStyle w:val="Heading3"/>
       </w:pPr>
       <w:r>
-        <w:t xml:space="preserve">4. RATE (Convergence Dynamics)</w:t>
+        <w:t xml:space="preserve">5.0.4 4. RATE (Convergence Dynamics)</w:t>
       </w:r>
     </w:p>
     <w:p>
@@ -4619,7 +4662,7 @@
         <w:pStyle w:val="Heading3"/>
       </w:pPr>
       <w:r>
-        <w:t xml:space="preserve">5. TRADEOFF (Stability vs. Plasticity Balance)</w:t>
+        <w:t xml:space="preserve">5.0.5 5. TRADEOFF (Stability vs. Plasticity Balance)</w:t>
       </w:r>
     </w:p>
     <w:p>
@@ -4659,7 +4702,7 @@
         <w:pStyle w:val="Heading1"/>
       </w:pPr>
       <w:r>
-        <w:t xml:space="preserve">Extend: Recommended Next Experiments</w:t>
+        <w:t xml:space="preserve">6. Extend: Recommended Next Experiments</w:t>
       </w:r>
     </w:p>
     <w:p>
@@ -4788,7 +4831,7 @@
         <w:pStyle w:val="Heading1"/>
       </w:pPr>
       <w:r>
-        <w:t xml:space="preserve">Replication Verdict</w:t>
+        <w:t xml:space="preserve">7. Replication Verdict</w:t>
       </w:r>
     </w:p>
     <w:bookmarkStart w:id="32" w:name="verdict-partially-reproduced"/>
@@ -4797,7 +4840,7 @@
         <w:pStyle w:val="Heading3"/>
       </w:pPr>
       <w:r>
-        <w:t xml:space="preserve">Verdict: Partially Reproduced</w:t>
+        <w:t xml:space="preserve">7.0.1 Verdict: Partially Reproduced</w:t>
       </w:r>
     </w:p>
     <w:p>
@@ -4897,7 +4940,7 @@
         <w:pStyle w:val="Heading1"/>
       </w:pPr>
       <w:r>
-        <w:t xml:space="preserve">References</w:t>
+        <w:t xml:space="preserve">8. References</w:t>
       </w:r>
     </w:p>
     <w:p>
@@ -4959,20 +5002,28 @@
         <w:pStyle w:val="Compact"/>
       </w:pPr>
       <w:r>
-        <w:t xml:space="preserve">Kumar, N., Marklund, H., &amp; Van Roy, B. (2020). Continual learning through feature rank preservation.</w:t>
-      </w:r>
-      <w:r>
-        <w:t xml:space="preserve"> </w:t>
-      </w:r>
-      <w:r>
-        <w:rPr>
-          <w:iCs/>
-          <w:i/>
-        </w:rPr>
-        <w:t xml:space="preserve">Advances in Neural Information Processing Systems</w:t>
-      </w:r>
-      <w:r>
-        <w:t xml:space="preserve">, 33, 14234–14244.</w:t>
+        <w:t xml:space="preserve">Kumar, S., Marklund, H. &amp; Roy, B.V.. (2025). Maintaining Plasticity in Continual Learning via Regenerative Regularization.</w:t>
+      </w:r>
+      <w:r>
+        <w:t xml:space="preserve"> </w:t>
+      </w:r>
+      <w:r>
+        <w:t xml:space="preserve">Proceedings of The 3rd Conference on Lifelong Learning Agents</w:t>
+      </w:r>
+      <w:r>
+        <w:t xml:space="preserve">, in</w:t>
+      </w:r>
+      <w:r>
+        <w:t xml:space="preserve"> </w:t>
+      </w:r>
+      <w:r>
+        <w:t xml:space="preserve">Proceedings of Machine Learning Research</w:t>
+      </w:r>
+      <w:r>
+        <w:t xml:space="preserve"> </w:t>
+      </w:r>
+      <w:r>
+        <w:t xml:space="preserve">274:410-430 Available from https://proceedings.mlr.press/v274/kumar25a.html.</w:t>
       </w:r>
     </w:p>
     <w:p>
@@ -5906,258 +5957,226 @@
     <w:link w:val="VerbatimChar"/>
     <w:pPr>
       <w:wordWrap w:val="off"/>
-      <w:shd w:val="clear" w:fill="f1f3f5"/>
     </w:pPr>
   </w:style>
   <w:style w:type="character" w:customStyle="1" w:styleId="KeywordTok">
     <w:name w:val="KeywordTok"/>
     <w:basedOn w:val="VerbatimChar"/>
     <w:rPr>
-      <w:color w:val="003b4f"/>
-      <w:shd w:val="clear" w:fill="f1f3f5"/>
+      <w:color w:val="d73a49"/>
     </w:rPr>
   </w:style>
   <w:style w:type="character" w:customStyle="1" w:styleId="DataTypeTok">
     <w:name w:val="DataTypeTok"/>
     <w:basedOn w:val="VerbatimChar"/>
     <w:rPr>
-      <w:color w:val="ad0000"/>
-      <w:shd w:val="clear" w:fill="f1f3f5"/>
+      <w:color w:val="d73a49"/>
     </w:rPr>
   </w:style>
   <w:style w:type="character" w:customStyle="1" w:styleId="DecValTok">
     <w:name w:val="DecValTok"/>
     <w:basedOn w:val="VerbatimChar"/>
     <w:rPr>
-      <w:color w:val="ad0000"/>
-      <w:shd w:val="clear" w:fill="f1f3f5"/>
+      <w:color w:val="005cc5"/>
     </w:rPr>
   </w:style>
   <w:style w:type="character" w:customStyle="1" w:styleId="BaseNTok">
     <w:name w:val="BaseNTok"/>
     <w:basedOn w:val="VerbatimChar"/>
     <w:rPr>
-      <w:color w:val="ad0000"/>
-      <w:shd w:val="clear" w:fill="f1f3f5"/>
+      <w:color w:val="005cc5"/>
     </w:rPr>
   </w:style>
   <w:style w:type="character" w:customStyle="1" w:styleId="FloatTok">
     <w:name w:val="FloatTok"/>
     <w:basedOn w:val="VerbatimChar"/>
     <w:rPr>
-      <w:color w:val="ad0000"/>
-      <w:shd w:val="clear" w:fill="f1f3f5"/>
+      <w:color w:val="005cc5"/>
     </w:rPr>
   </w:style>
   <w:style w:type="character" w:customStyle="1" w:styleId="ConstantTok">
     <w:name w:val="ConstantTok"/>
     <w:basedOn w:val="VerbatimChar"/>
     <w:rPr>
-      <w:color w:val="8f5902"/>
-      <w:shd w:val="clear" w:fill="f1f3f5"/>
+      <w:color w:val="005cc5"/>
     </w:rPr>
   </w:style>
   <w:style w:type="character" w:customStyle="1" w:styleId="CharTok">
     <w:name w:val="CharTok"/>
     <w:basedOn w:val="VerbatimChar"/>
     <w:rPr>
-      <w:color w:val="20794d"/>
-      <w:shd w:val="clear" w:fill="f1f3f5"/>
+      <w:color w:val="032f62"/>
     </w:rPr>
   </w:style>
   <w:style w:type="character" w:customStyle="1" w:styleId="SpecialCharTok">
     <w:name w:val="SpecialCharTok"/>
     <w:basedOn w:val="VerbatimChar"/>
     <w:rPr>
-      <w:color w:val="5e5e5e"/>
-      <w:shd w:val="clear" w:fill="f1f3f5"/>
+      <w:color w:val="005cc5"/>
     </w:rPr>
   </w:style>
   <w:style w:type="character" w:customStyle="1" w:styleId="StringTok">
     <w:name w:val="StringTok"/>
     <w:basedOn w:val="VerbatimChar"/>
     <w:rPr>
-      <w:color w:val="20794d"/>
-      <w:shd w:val="clear" w:fill="f1f3f5"/>
+      <w:color w:val="032f62"/>
     </w:rPr>
   </w:style>
   <w:style w:type="character" w:customStyle="1" w:styleId="VerbatimStringTok">
     <w:name w:val="VerbatimStringTok"/>
     <w:basedOn w:val="VerbatimChar"/>
     <w:rPr>
-      <w:color w:val="20794d"/>
-      <w:shd w:val="clear" w:fill="f1f3f5"/>
+      <w:color w:val="032f62"/>
     </w:rPr>
   </w:style>
   <w:style w:type="character" w:customStyle="1" w:styleId="SpecialStringTok">
     <w:name w:val="SpecialStringTok"/>
     <w:basedOn w:val="VerbatimChar"/>
     <w:rPr>
-      <w:color w:val="20794d"/>
-      <w:shd w:val="clear" w:fill="f1f3f5"/>
+      <w:color w:val="032f62"/>
     </w:rPr>
   </w:style>
   <w:style w:type="character" w:customStyle="1" w:styleId="ImportTok">
     <w:name w:val="ImportTok"/>
     <w:basedOn w:val="VerbatimChar"/>
     <w:rPr>
-      <w:color w:val="00769e"/>
-      <w:shd w:val="clear" w:fill="f1f3f5"/>
+      <w:color w:val="032f62"/>
     </w:rPr>
   </w:style>
   <w:style w:type="character" w:customStyle="1" w:styleId="CommentTok">
     <w:name w:val="CommentTok"/>
     <w:basedOn w:val="VerbatimChar"/>
     <w:rPr>
-      <w:color w:val="5e5e5e"/>
-      <w:shd w:val="clear" w:fill="f1f3f5"/>
+      <w:color w:val="6a737d"/>
     </w:rPr>
   </w:style>
   <w:style w:type="character" w:customStyle="1" w:styleId="DocumentationTok">
     <w:name w:val="DocumentationTok"/>
     <w:basedOn w:val="VerbatimChar"/>
     <w:rPr>
-      <w:color w:val="5e5e5e"/>
-      <w:shd w:val="clear" w:fill="f1f3f5"/>
-      <w:i/>
+      <w:color w:val="6a737d"/>
     </w:rPr>
   </w:style>
   <w:style w:type="character" w:customStyle="1" w:styleId="AnnotationTok">
     <w:name w:val="AnnotationTok"/>
     <w:basedOn w:val="VerbatimChar"/>
     <w:rPr>
-      <w:color w:val="5e5e5e"/>
-      <w:shd w:val="clear" w:fill="f1f3f5"/>
+      <w:color w:val="6a737d"/>
     </w:rPr>
   </w:style>
   <w:style w:type="character" w:customStyle="1" w:styleId="CommentVarTok">
     <w:name w:val="CommentVarTok"/>
     <w:basedOn w:val="VerbatimChar"/>
     <w:rPr>
-      <w:color w:val="5e5e5e"/>
-      <w:shd w:val="clear" w:fill="f1f3f5"/>
-      <w:i/>
+      <w:color w:val="6a737d"/>
     </w:rPr>
   </w:style>
   <w:style w:type="character" w:customStyle="1" w:styleId="OtherTok">
     <w:name w:val="OtherTok"/>
     <w:basedOn w:val="VerbatimChar"/>
     <w:rPr>
-      <w:color w:val="003b4f"/>
-      <w:shd w:val="clear" w:fill="f1f3f5"/>
+      <w:color w:val="6f42c1"/>
     </w:rPr>
   </w:style>
   <w:style w:type="character" w:customStyle="1" w:styleId="FunctionTok">
     <w:name w:val="FunctionTok"/>
     <w:basedOn w:val="VerbatimChar"/>
     <w:rPr>
-      <w:color w:val="4758ab"/>
-      <w:shd w:val="clear" w:fill="f1f3f5"/>
+      <w:color w:val="6f42c1"/>
     </w:rPr>
   </w:style>
   <w:style w:type="character" w:customStyle="1" w:styleId="VariableTok">
     <w:name w:val="VariableTok"/>
     <w:basedOn w:val="VerbatimChar"/>
     <w:rPr>
-      <w:color w:val="111111"/>
-      <w:shd w:val="clear" w:fill="f1f3f5"/>
+      <w:color w:val="e36209"/>
     </w:rPr>
   </w:style>
   <w:style w:type="character" w:customStyle="1" w:styleId="ControlFlowTok">
     <w:name w:val="ControlFlowTok"/>
     <w:basedOn w:val="VerbatimChar"/>
     <w:rPr>
-      <w:color w:val="003b4f"/>
-      <w:shd w:val="clear" w:fill="f1f3f5"/>
+      <w:color w:val="d73a49"/>
     </w:rPr>
   </w:style>
   <w:style w:type="character" w:customStyle="1" w:styleId="OperatorTok">
     <w:name w:val="OperatorTok"/>
     <w:basedOn w:val="VerbatimChar"/>
     <w:rPr>
-      <w:color w:val="5e5e5e"/>
-      <w:shd w:val="clear" w:fill="f1f3f5"/>
+      <w:color w:val="24292e"/>
     </w:rPr>
   </w:style>
   <w:style w:type="character" w:customStyle="1" w:styleId="BuiltInTok">
     <w:name w:val="BuiltInTok"/>
     <w:basedOn w:val="VerbatimChar"/>
     <w:rPr>
-      <w:color w:val="003b4f"/>
-      <w:shd w:val="clear" w:fill="f1f3f5"/>
+      <w:color w:val="d73a49"/>
     </w:rPr>
   </w:style>
   <w:style w:type="character" w:customStyle="1" w:styleId="ExtensionTok">
     <w:name w:val="ExtensionTok"/>
     <w:basedOn w:val="VerbatimChar"/>
     <w:rPr>
-      <w:color w:val="003b4f"/>
-      <w:shd w:val="clear" w:fill="f1f3f5"/>
+      <w:color w:val="d73a49"/>
+      <w:b/>
     </w:rPr>
   </w:style>
   <w:style w:type="character" w:customStyle="1" w:styleId="PreprocessorTok">
     <w:name w:val="PreprocessorTok"/>
     <w:basedOn w:val="VerbatimChar"/>
     <w:rPr>
-      <w:color w:val="ad0000"/>
-      <w:shd w:val="clear" w:fill="f1f3f5"/>
+      <w:color w:val="d73a49"/>
     </w:rPr>
   </w:style>
   <w:style w:type="character" w:customStyle="1" w:styleId="AttributeTok">
     <w:name w:val="AttributeTok"/>
     <w:basedOn w:val="VerbatimChar"/>
     <w:rPr>
-      <w:color w:val="657422"/>
-      <w:shd w:val="clear" w:fill="f1f3f5"/>
+      <w:color w:val="d73a49"/>
     </w:rPr>
   </w:style>
   <w:style w:type="character" w:customStyle="1" w:styleId="RegionMarkerTok">
     <w:name w:val="RegionMarkerTok"/>
     <w:basedOn w:val="VerbatimChar"/>
     <w:rPr>
-      <w:color w:val="003b4f"/>
-      <w:shd w:val="clear" w:fill="f1f3f5"/>
+      <w:color w:val="6a737d"/>
     </w:rPr>
   </w:style>
   <w:style w:type="character" w:customStyle="1" w:styleId="InformationTok">
     <w:name w:val="InformationTok"/>
     <w:basedOn w:val="VerbatimChar"/>
     <w:rPr>
-      <w:color w:val="5e5e5e"/>
-      <w:shd w:val="clear" w:fill="f1f3f5"/>
+      <w:color w:val="6a737d"/>
     </w:rPr>
   </w:style>
   <w:style w:type="character" w:customStyle="1" w:styleId="WarningTok">
     <w:name w:val="WarningTok"/>
     <w:basedOn w:val="VerbatimChar"/>
     <w:rPr>
-      <w:color w:val="5e5e5e"/>
-      <w:shd w:val="clear" w:fill="f1f3f5"/>
-      <w:i/>
+      <w:color w:val="ff5555"/>
     </w:rPr>
   </w:style>
   <w:style w:type="character" w:customStyle="1" w:styleId="AlertTok">
     <w:name w:val="AlertTok"/>
     <w:basedOn w:val="VerbatimChar"/>
     <w:rPr>
-      <w:color w:val="ad0000"/>
-      <w:shd w:val="clear" w:fill="f1f3f5"/>
+      <w:color w:val="ff5555"/>
+      <w:b/>
     </w:rPr>
   </w:style>
   <w:style w:type="character" w:customStyle="1" w:styleId="ErrorTok">
     <w:name w:val="ErrorTok"/>
     <w:basedOn w:val="VerbatimChar"/>
     <w:rPr>
-      <w:color w:val="ad0000"/>
-      <w:shd w:val="clear" w:fill="f1f3f5"/>
+      <w:color w:val="ff5555"/>
+      <w:u/>
     </w:rPr>
   </w:style>
   <w:style w:type="character" w:customStyle="1" w:styleId="NormalTok">
     <w:name w:val="NormalTok"/>
     <w:basedOn w:val="VerbatimChar"/>
     <w:rPr>
-      <w:color w:val="003b4f"/>
-      <w:shd w:val="clear" w:fill="f1f3f5"/>
+      <w:color w:val="24292e"/>
     </w:rPr>
   </w:style>
 </w:styles>

--- a/replication-lab.docx
+++ b/replication-lab.docx
@@ -328,13 +328,6 @@
         <w:t xml:space="preserve">.</w:t>
       </w:r>
     </w:p>
-    <w:p>
-      <w:r>
-        <w:pict>
-          <v:rect style="width:0;height:1.5pt" o:hralign="center" o:hrstd="t" o:hr="t"/>
-        </w:pict>
-      </w:r>
-    </w:p>
     <w:bookmarkEnd w:id="20"/>
     <w:bookmarkStart w:id="21" w:name="Xb5d5c4b5b67ddecdea12ef664e9d1eb7bc170ea"/>
     <w:p>
@@ -523,13 +516,6 @@
           <w:i/>
         </w:rPr>
         <w:t xml:space="preserve">.</w:t>
-      </w:r>
-    </w:p>
-    <w:p>
-      <w:r>
-        <w:pict>
-          <v:rect style="width:0;height:1.5pt" o:hralign="center" o:hrstd="t" o:hr="t"/>
-        </w:pict>
       </w:r>
     </w:p>
     <w:bookmarkEnd w:id="21"/>
@@ -2905,13 +2891,6 @@
           <w:rStyle w:val="NormalTok"/>
         </w:rPr>
         <w:t xml:space="preserve"> loss_scratch</w:t>
-      </w:r>
-    </w:p>
-    <w:p>
-      <w:r>
-        <w:pict>
-          <v:rect style="width:0;height:1.5pt" o:hralign="center" o:hrstd="t" o:hr="t"/>
-        </w:pict>
       </w:r>
     </w:p>
     <w:bookmarkEnd w:id="22"/>
@@ -4201,13 +4180,6 @@
         </w:tc>
       </w:tr>
     </w:tbl>
-    <w:p>
-      <w:r>
-        <w:pict>
-          <v:rect style="width:0;height:1.5pt" o:hralign="center" o:hrstd="t" o:hr="t"/>
-        </w:pict>
-      </w:r>
-    </w:p>
     <w:bookmarkEnd w:id="23"/>
     <w:bookmarkEnd w:id="24"/>
     <w:bookmarkStart w:id="30" w:name="diagnose-stabilityplasticity-diagnostic"/>
@@ -4687,13 +4659,6 @@
         <w:t xml:space="preserve">Standard gradient descent with weight decay fails to maintain equilibrium. The model neither retains past solutions (high forgetting) nor maintains adaptation speed (depleted plasticity), demonstrating the vulnerability highlighted by Mermillod et al. (2013).</w:t>
       </w:r>
     </w:p>
-    <w:p>
-      <w:r>
-        <w:pict>
-          <v:rect style="width:0;height:1.5pt" o:hralign="center" o:hrstd="t" o:hr="t"/>
-        </w:pict>
-      </w:r>
-    </w:p>
     <w:bookmarkEnd w:id="29"/>
     <w:bookmarkEnd w:id="30"/>
     <w:bookmarkStart w:id="31" w:name="extend-recommended-next-experiments"/>
@@ -4817,13 +4782,6 @@
         <w:t xml:space="preserve">) during task transitions to test whether regularizing parameter norm growth preserves feature rank (Lyle et al., 2023).</w:t>
       </w:r>
     </w:p>
-    <w:p>
-      <w:r>
-        <w:pict>
-          <v:rect style="width:0;height:1.5pt" o:hralign="center" o:hrstd="t" o:hr="t"/>
-        </w:pict>
-      </w:r>
-    </w:p>
     <w:bookmarkEnd w:id="31"/>
     <w:bookmarkStart w:id="33" w:name="replication-verdict"/>
     <w:p>
@@ -4925,13 +4883,6 @@
         <w:t xml:space="preserve">because this proxy experiment utilizes a shallow synthetic regression task. While it isolates the operational mechanics of plasticity loss, it does not evaluate representation rank collapse, dormant neuron counts, or high-dimensional catastrophic forgetting at the scale demonstrated across deep reinforcement learning benchmarks (Dohare et al., 2024; Klein et al., 2024).</w:t>
       </w:r>
     </w:p>
-    <w:p>
-      <w:r>
-        <w:pict>
-          <v:rect style="width:0;height:1.5pt" o:hralign="center" o:hrstd="t" o:hr="t"/>
-        </w:pict>
-      </w:r>
-    </w:p>
     <w:bookmarkEnd w:id="32"/>
     <w:bookmarkEnd w:id="33"/>
     <w:bookmarkStart w:id="34" w:name="references"/>
@@ -4945,11 +4896,7 @@
     </w:p>
     <w:p>
       <w:pPr>
-        <w:numPr>
-          <w:ilvl w:val="0"/>
-          <w:numId w:val="1008"/>
-        </w:numPr>
-        <w:pStyle w:val="Compact"/>
+        <w:pStyle w:val="FirstParagraph"/>
       </w:pPr>
       <w:r>
         <w:t xml:space="preserve">Dohare, S., Hernandez-Garcia, J. F., Rahman, P., Silver, R., Badilla, W. R., &amp; Sutton, R. S. (2024). Loss of plasticity in deep continual learning.</w:t>
@@ -4967,17 +4914,44 @@
       <w:r>
         <w:t xml:space="preserve">, 632(8026), 768–774. https://doi.org/10.1038/s41586-024-07711-7</w:t>
       </w:r>
-    </w:p>
-    <w:p>
-      <w:pPr>
-        <w:numPr>
-          <w:ilvl w:val="0"/>
-          <w:numId w:val="1008"/>
-        </w:numPr>
-        <w:pStyle w:val="Compact"/>
-      </w:pPr>
-      <w:r>
-        <w:t xml:space="preserve">Klein, A., Clingman, N., Zhang, J., &amp; Wang, Y. (2024). A survey on continual learning and adaptation under nonstationary environments.</w:t>
+      <w:r>
+        <w:t xml:space="preserve"> </w:t>
+      </w:r>
+      <w:r>
+        <w:t xml:space="preserve">Klein, T., Luther, C., McAuliffe, M., Miklautz, L., Plant, C., &amp; Tschiatschek, S. (2024). Plasticity loss in deep reinforcement learning: A survey. arXiv. https://arxiv.org/abs/2411.04832</w:t>
+      </w:r>
+      <w:r>
+        <w:t xml:space="preserve"> </w:t>
+      </w:r>
+      <w:r>
+        <w:t xml:space="preserve">Kumar, S., Marklund, H. &amp; Roy, B.V.. (2025). Maintaining Plasticity in Continual Learning via Regenerative Regularization.</w:t>
+      </w:r>
+      <w:r>
+        <w:t xml:space="preserve"> </w:t>
+      </w:r>
+      <w:r>
+        <w:t xml:space="preserve">Proceedings of The 3rd Conference on Lifelong Learning Agents</w:t>
+      </w:r>
+      <w:r>
+        <w:t xml:space="preserve">, in</w:t>
+      </w:r>
+      <w:r>
+        <w:t xml:space="preserve"> </w:t>
+      </w:r>
+      <w:r>
+        <w:t xml:space="preserve">Proceedings of Machine Learning Research</w:t>
+      </w:r>
+      <w:r>
+        <w:t xml:space="preserve"> </w:t>
+      </w:r>
+      <w:r>
+        <w:t xml:space="preserve">274:410-430 Available from https://proceedings.mlr.press/v274/kumar25a.html.</w:t>
+      </w:r>
+      <w:r>
+        <w:t xml:space="preserve"> </w:t>
+      </w:r>
+      <w:r>
+        <w:t xml:space="preserve">Lyle, C., Zheng, Z., Nikishin, E., Pires, B. A., Pascanu, R., &amp; Dabney, W. (2023). Understanding plasticity in neural networks.</w:t>
       </w:r>
       <w:r>
         <w:t xml:space="preserve"> </w:t>
@@ -4987,55 +4961,16 @@
           <w:iCs/>
           <w:i/>
         </w:rPr>
-        <w:t xml:space="preserve">Journal of Artificial Intelligence Research</w:t>
-      </w:r>
-      <w:r>
-        <w:t xml:space="preserve">, 79, 451–512.</w:t>
-      </w:r>
-    </w:p>
-    <w:p>
-      <w:pPr>
-        <w:numPr>
-          <w:ilvl w:val="0"/>
-          <w:numId w:val="1008"/>
-        </w:numPr>
-        <w:pStyle w:val="Compact"/>
-      </w:pPr>
-      <w:r>
-        <w:t xml:space="preserve">Kumar, S., Marklund, H. &amp; Roy, B.V.. (2025). Maintaining Plasticity in Continual Learning via Regenerative Regularization.</w:t>
-      </w:r>
-      <w:r>
-        <w:t xml:space="preserve"> </w:t>
-      </w:r>
-      <w:r>
-        <w:t xml:space="preserve">Proceedings of The 3rd Conference on Lifelong Learning Agents</w:t>
-      </w:r>
-      <w:r>
-        <w:t xml:space="preserve">, in</w:t>
-      </w:r>
-      <w:r>
-        <w:t xml:space="preserve"> </w:t>
-      </w:r>
-      <w:r>
-        <w:t xml:space="preserve">Proceedings of Machine Learning Research</w:t>
-      </w:r>
-      <w:r>
-        <w:t xml:space="preserve"> </w:t>
-      </w:r>
-      <w:r>
-        <w:t xml:space="preserve">274:410-430 Available from https://proceedings.mlr.press/v274/kumar25a.html.</w:t>
-      </w:r>
-    </w:p>
-    <w:p>
-      <w:pPr>
-        <w:numPr>
-          <w:ilvl w:val="0"/>
-          <w:numId w:val="1008"/>
-        </w:numPr>
-        <w:pStyle w:val="Compact"/>
-      </w:pPr>
-      <w:r>
-        <w:t xml:space="preserve">Lyle, C., Zheng, Z., Nikishin, E., Pires, B. A., Pascanu, R., &amp; Dabney, W. (2023). Understanding plasticity in neural networks.</w:t>
+        <w:t xml:space="preserve">Proceedings of the 40th International Conference on Machine Learning</w:t>
+      </w:r>
+      <w:r>
+        <w:t xml:space="preserve">, PMLR 202, 23150–23165.</w:t>
+      </w:r>
+      <w:r>
+        <w:t xml:space="preserve"> </w:t>
+      </w:r>
+      <w:r>
+        <w:t xml:space="preserve">Maas, A. L., Hannun, A. Y., &amp; Ng, A. Y. (2013). Rectifier nonlinearities improve neural network acoustic models.</w:t>
       </w:r>
       <w:r>
         <w:t xml:space="preserve"> </w:t>
@@ -5045,45 +4980,14 @@
           <w:iCs/>
           <w:i/>
         </w:rPr>
-        <w:t xml:space="preserve">Proceedings of the 40th International Conference on Machine Learning</w:t>
-      </w:r>
-      <w:r>
-        <w:t xml:space="preserve">, PMLR 202, 23150–23165.</w:t>
-      </w:r>
-    </w:p>
-    <w:p>
-      <w:pPr>
-        <w:numPr>
-          <w:ilvl w:val="0"/>
-          <w:numId w:val="1008"/>
-        </w:numPr>
-        <w:pStyle w:val="Compact"/>
-      </w:pPr>
-      <w:r>
-        <w:t xml:space="preserve">Maas, A. L., Hannun, A. Y., &amp; Ng, A. Y. (2013). Rectifier nonlinearities improve neural network acoustic models.</w:t>
-      </w:r>
-      <w:r>
-        <w:t xml:space="preserve"> </w:t>
-      </w:r>
-      <w:r>
-        <w:rPr>
-          <w:iCs/>
-          <w:i/>
-        </w:rPr>
         <w:t xml:space="preserve">Proceedings of the 30th International Conference on Machine Learning</w:t>
       </w:r>
       <w:r>
         <w:t xml:space="preserve">, 30(1), 3.</w:t>
       </w:r>
-    </w:p>
-    <w:p>
-      <w:pPr>
-        <w:numPr>
-          <w:ilvl w:val="0"/>
-          <w:numId w:val="1008"/>
-        </w:numPr>
-        <w:pStyle w:val="Compact"/>
-      </w:pPr>
+      <w:r>
+        <w:t xml:space="preserve"> </w:t>
+      </w:r>
       <w:r>
         <w:t xml:space="preserve">Mermillod, M., Bugaiska, A., &amp; Bonin, P. (2013). The stability-plasticity dilemma: Investigating the continuum from catastrophic forgetting to age-limited learning effects.</w:t>
       </w:r>
@@ -5446,9 +5350,6 @@
     <w:lvlOverride w:ilvl="8">
       <w:startOverride w:val="1"/>
     </w:lvlOverride>
-  </w:num>
-  <w:num w:numId="1008">
-    <w:abstractNumId w:val="991"/>
   </w:num>
 </w:numbering>
 </file>

--- a/replication-lab.docx
+++ b/replication-lab.docx
@@ -328,6 +328,13 @@
         <w:t xml:space="preserve">.</w:t>
       </w:r>
     </w:p>
+    <w:p>
+      <w:r>
+        <w:pict>
+          <v:rect style="width:0;height:1.5pt" o:hralign="center" o:hrstd="t" o:hr="t"/>
+        </w:pict>
+      </w:r>
+    </w:p>
     <w:bookmarkEnd w:id="20"/>
     <w:bookmarkStart w:id="21" w:name="Xb5d5c4b5b67ddecdea12ef664e9d1eb7bc170ea"/>
     <w:p>
@@ -516,6 +523,13 @@
           <w:i/>
         </w:rPr>
         <w:t xml:space="preserve">.</w:t>
+      </w:r>
+    </w:p>
+    <w:p>
+      <w:r>
+        <w:pict>
+          <v:rect style="width:0;height:1.5pt" o:hralign="center" o:hrstd="t" o:hr="t"/>
+        </w:pict>
       </w:r>
     </w:p>
     <w:bookmarkEnd w:id="21"/>
@@ -2891,6 +2905,13 @@
           <w:rStyle w:val="NormalTok"/>
         </w:rPr>
         <w:t xml:space="preserve"> loss_scratch</w:t>
+      </w:r>
+    </w:p>
+    <w:p>
+      <w:r>
+        <w:pict>
+          <v:rect style="width:0;height:1.5pt" o:hralign="center" o:hrstd="t" o:hr="t"/>
+        </w:pict>
       </w:r>
     </w:p>
     <w:bookmarkEnd w:id="22"/>
@@ -4180,6 +4201,13 @@
         </w:tc>
       </w:tr>
     </w:tbl>
+    <w:p>
+      <w:r>
+        <w:pict>
+          <v:rect style="width:0;height:1.5pt" o:hralign="center" o:hrstd="t" o:hr="t"/>
+        </w:pict>
+      </w:r>
+    </w:p>
     <w:bookmarkEnd w:id="23"/>
     <w:bookmarkEnd w:id="24"/>
     <w:bookmarkStart w:id="30" w:name="diagnose-stabilityplasticity-diagnostic"/>
@@ -4659,6 +4687,13 @@
         <w:t xml:space="preserve">Standard gradient descent with weight decay fails to maintain equilibrium. The model neither retains past solutions (high forgetting) nor maintains adaptation speed (depleted plasticity), demonstrating the vulnerability highlighted by Mermillod et al. (2013).</w:t>
       </w:r>
     </w:p>
+    <w:p>
+      <w:r>
+        <w:pict>
+          <v:rect style="width:0;height:1.5pt" o:hralign="center" o:hrstd="t" o:hr="t"/>
+        </w:pict>
+      </w:r>
+    </w:p>
     <w:bookmarkEnd w:id="29"/>
     <w:bookmarkEnd w:id="30"/>
     <w:bookmarkStart w:id="31" w:name="extend-recommended-next-experiments"/>
@@ -4782,6 +4817,13 @@
         <w:t xml:space="preserve">) during task transitions to test whether regularizing parameter norm growth preserves feature rank (Lyle et al., 2023).</w:t>
       </w:r>
     </w:p>
+    <w:p>
+      <w:r>
+        <w:pict>
+          <v:rect style="width:0;height:1.5pt" o:hralign="center" o:hrstd="t" o:hr="t"/>
+        </w:pict>
+      </w:r>
+    </w:p>
     <w:bookmarkEnd w:id="31"/>
     <w:bookmarkStart w:id="33" w:name="replication-verdict"/>
     <w:p>
@@ -4914,15 +4956,19 @@
       <w:r>
         <w:t xml:space="preserve">, 632(8026), 768–774. https://doi.org/10.1038/s41586-024-07711-7</w:t>
       </w:r>
-      <w:r>
-        <w:t xml:space="preserve"> </w:t>
-      </w:r>
+    </w:p>
+    <w:p>
+      <w:pPr>
+        <w:pStyle w:val="BodyText"/>
+      </w:pPr>
       <w:r>
         <w:t xml:space="preserve">Klein, T., Luther, C., McAuliffe, M., Miklautz, L., Plant, C., &amp; Tschiatschek, S. (2024). Plasticity loss in deep reinforcement learning: A survey. arXiv. https://arxiv.org/abs/2411.04832</w:t>
       </w:r>
-      <w:r>
-        <w:t xml:space="preserve"> </w:t>
-      </w:r>
+    </w:p>
+    <w:p>
+      <w:pPr>
+        <w:pStyle w:val="BodyText"/>
+      </w:pPr>
       <w:r>
         <w:t xml:space="preserve">Kumar, S., Marklund, H. &amp; Roy, B.V.. (2025). Maintaining Plasticity in Continual Learning via Regenerative Regularization.</w:t>
       </w:r>
@@ -4947,9 +4993,11 @@
       <w:r>
         <w:t xml:space="preserve">274:410-430 Available from https://proceedings.mlr.press/v274/kumar25a.html.</w:t>
       </w:r>
-      <w:r>
-        <w:t xml:space="preserve"> </w:t>
-      </w:r>
+    </w:p>
+    <w:p>
+      <w:pPr>
+        <w:pStyle w:val="BodyText"/>
+      </w:pPr>
       <w:r>
         <w:t xml:space="preserve">Lyle, C., Zheng, Z., Nikishin, E., Pires, B. A., Pascanu, R., &amp; Dabney, W. (2023). Understanding plasticity in neural networks.</w:t>
       </w:r>
@@ -4966,9 +5014,11 @@
       <w:r>
         <w:t xml:space="preserve">, PMLR 202, 23150–23165.</w:t>
       </w:r>
-      <w:r>
-        <w:t xml:space="preserve"> </w:t>
-      </w:r>
+    </w:p>
+    <w:p>
+      <w:pPr>
+        <w:pStyle w:val="BodyText"/>
+      </w:pPr>
       <w:r>
         <w:t xml:space="preserve">Maas, A. L., Hannun, A. Y., &amp; Ng, A. Y. (2013). Rectifier nonlinearities improve neural network acoustic models.</w:t>
       </w:r>
@@ -4985,9 +5035,11 @@
       <w:r>
         <w:t xml:space="preserve">, 30(1), 3.</w:t>
       </w:r>
-      <w:r>
-        <w:t xml:space="preserve"> </w:t>
-      </w:r>
+    </w:p>
+    <w:p>
+      <w:pPr>
+        <w:pStyle w:val="BodyText"/>
+      </w:pPr>
       <w:r>
         <w:t xml:space="preserve">Mermillod, M., Bugaiska, A., &amp; Bonin, P. (2013). The stability-plasticity dilemma: Investigating the continuum from catastrophic forgetting to age-limited learning effects.</w:t>
       </w:r>

--- a/replication-lab.docx
+++ b/replication-lab.docx
@@ -610,15 +610,11 @@
       <w:r>
         <w:t xml:space="preserve">Two experimental agents are evaluated:</w:t>
       </w:r>
-      <w:r>
-        <w:t xml:space="preserve"> </w:t>
-      </w:r>
-      <w:r>
-        <w:t xml:space="preserve">*</w:t>
-      </w:r>
-      <w:r>
-        <w:t xml:space="preserve"> </w:t>
-      </w:r>
+    </w:p>
+    <w:p>
+      <w:pPr>
+        <w:pStyle w:val="BodyText"/>
+      </w:pPr>
       <w:r>
         <w:rPr>
           <w:bCs/>
@@ -695,15 +691,11 @@
       <w:r>
         <w:t xml:space="preserve">without parameter re-initialization.</w:t>
       </w:r>
-      <w:r>
-        <w:t xml:space="preserve"> </w:t>
-      </w:r>
-      <w:r>
-        <w:t xml:space="preserve">*</w:t>
-      </w:r>
-      <w:r>
-        <w:t xml:space="preserve"> </w:t>
-      </w:r>
+    </w:p>
+    <w:p>
+      <w:pPr>
+        <w:pStyle w:val="BodyText"/>
+      </w:pPr>
       <w:r>
         <w:rPr>
           <w:bCs/>
